--- a/ru/wisdom-stories/people-who-need-something-from-you.docx
+++ b/ru/wisdom-stories/people-who-need-something-from-you.docx
@@ -56,7 +56,7 @@
           <w:color w:val="9A7417"/>
           <w:sz w:val="22"/>
         </w:rPr>
-        <w:t xml:space="preserve">Мораль: </w:t>
+        <w:t>Мораль: Вместо того чтобы обижаться на тех, кто обращается к тебе только тогда, когда им что-то нужно, подумай: они приходят к тебе, потому что доверяют, — и на душе станет спокойнее.</w:t>
       </w:r>
       <w:r>
         <w:rPr>
@@ -66,7 +66,6 @@
           <w:color w:val="3F3826"/>
           <w:sz w:val="22"/>
         </w:rPr>
-        <w:t>Вместо того чтобы обижаться на людей, которые обращаются к вам только тогда, когда нуждаются в помощи, вы почувствуете себя гораздо спокойнее.</w:t>
       </w:r>
     </w:p>
     <w:p>
